--- a/Files/02 - Shemos/04 - Beshalach/5785/Beshalach 5785.docx
+++ b/Files/02 - Shemos/04 - Beshalach/5785/Beshalach 5785.docx
@@ -1921,7 +1921,7 @@
           <w:sz w:val="24"/>
           <w:szCs w:val="24"/>
         </w:rPr>
-        <w:t xml:space="preserve"> is mentioned last. This emphasizes that our gratitude extends beyond</w:t>
+        <w:t xml:space="preserve"> is mentioned last. This emphasizes that our gratitude extends beyond </w:t>
       </w:r>
       <w:r>
         <w:rPr>
@@ -2238,7 +2238,7 @@
           <w:sz w:val="24"/>
           <w:szCs w:val="24"/>
         </w:rPr>
-        <w:t>In</w:t>
+        <w:t xml:space="preserve">In </w:t>
       </w:r>
       <w:r>
         <w:rPr>
@@ -2854,7 +2854,7 @@
           <w:sz w:val="24"/>
           <w:szCs w:val="24"/>
         </w:rPr>
-        <w:t xml:space="preserve"> successful only because</w:t>
+        <w:t xml:space="preserve"> successful only because </w:t>
       </w:r>
       <w:r>
         <w:rPr>
@@ -3613,7 +3613,7 @@
           <w:sz w:val="24"/>
           <w:szCs w:val="24"/>
         </w:rPr>
-        <w:t>says</w:t>
+        <w:t xml:space="preserve">says </w:t>
       </w:r>
       <w:r>
         <w:rPr>

--- a/Files/02 - Shemos/04 - Beshalach/5785/Beshalach 5785.docx
+++ b/Files/02 - Shemos/04 - Beshalach/5785/Beshalach 5785.docx
@@ -481,7 +481,7 @@
           <w:szCs w:val="24"/>
           <w:rtl/>
         </w:rPr>
-        <w:t>"</w:t>
+        <w:t>״</w:t>
       </w:r>
       <w:r>
         <w:rPr>
@@ -1345,7 +1345,7 @@
           <w:szCs w:val="24"/>
           <w:rtl/>
         </w:rPr>
-        <w:t>"</w:t>
+        <w:t>״</w:t>
       </w:r>
       <w:r>
         <w:rPr>
@@ -1525,7 +1525,7 @@
           <w:szCs w:val="24"/>
           <w:rtl/>
         </w:rPr>
-        <w:t>"</w:t>
+        <w:t>״</w:t>
       </w:r>
       <w:r>
         <w:rPr>
@@ -2093,7 +2093,7 @@
           <w:szCs w:val="24"/>
           <w:rtl/>
         </w:rPr>
-        <w:t>"</w:t>
+        <w:t>״</w:t>
       </w:r>
       <w:r>
         <w:rPr>
@@ -2300,7 +2300,7 @@
           <w:szCs w:val="24"/>
           <w:rtl/>
         </w:rPr>
-        <w:t>"</w:t>
+        <w:t>״</w:t>
       </w:r>
       <w:r>
         <w:rPr>
@@ -2970,7 +2970,7 @@
           <w:szCs w:val="24"/>
           <w:rtl/>
         </w:rPr>
-        <w:t>"</w:t>
+        <w:t>״</w:t>
       </w:r>
       <w:r>
         <w:rPr>
